--- a/templates/rapport_mensuel_DD.docx
+++ b/templates/rapport_mensuel_DD.docx
@@ -400,7 +400,6 @@
         <w:gridCol w:w="100"/>
         <w:gridCol w:w="100"/>
         <w:gridCol w:w="100"/>
-        <w:gridCol w:w="100"/>
       </w:tblGrid>
       <w:tr>
         <w:tc>
@@ -557,17 +556,6 @@
             </w:r>
           </w:p>
         </w:tc>
-        <w:tc>
-          <w:p>
-            <w:r>
-              <w:rPr>
-                <w:b/>
-                <w:bCs/>
-              </w:rPr>
-              <w:t xml:space="preserve">Yacks</w:t>
-            </w:r>
-          </w:p>
-        </w:tc>
       </w:tr>
       <w:tr>
         <w:tc>
@@ -668,13 +656,6 @@
             </w:r>
           </w:p>
         </w:tc>
-        <w:tc>
-          <w:p>
-            <w:r>
-              <w:t xml:space="preserve">{T11_CHEPTEL_YACK_DSC}</w:t>
-            </w:r>
-          </w:p>
-        </w:tc>
       </w:tr>
       <w:tr>
         <w:tc>
@@ -775,13 +756,6 @@
             </w:r>
           </w:p>
         </w:tc>
-        <w:tc>
-          <w:p>
-            <w:r>
-              <w:t xml:space="preserve">{T11_CHEPTEL_YACK_FOK}</w:t>
-            </w:r>
-          </w:p>
-        </w:tc>
       </w:tr>
       <w:tr>
         <w:tc>
@@ -882,13 +856,6 @@
             </w:r>
           </w:p>
         </w:tc>
-        <w:tc>
-          <w:p>
-            <w:r>
-              <w:t xml:space="preserve">{T11_CHEPTEL_YACK_FGT}</w:t>
-            </w:r>
-          </w:p>
-        </w:tc>
       </w:tr>
       <w:tr>
         <w:tc>
@@ -989,13 +956,6 @@
             </w:r>
           </w:p>
         </w:tc>
-        <w:tc>
-          <w:p>
-            <w:r>
-              <w:t xml:space="preserve">{T11_CHEPTEL_YACK_NKN}</w:t>
-            </w:r>
-          </w:p>
-        </w:tc>
       </w:tr>
       <w:tr>
         <w:tc>
@@ -1096,13 +1056,6 @@
             </w:r>
           </w:p>
         </w:tc>
-        <w:tc>
-          <w:p>
-            <w:r>
-              <w:t xml:space="preserve">{T11_CHEPTEL_YACK_PKM}</w:t>
-            </w:r>
-          </w:p>
-        </w:tc>
       </w:tr>
       <w:tr>
         <w:tc>
@@ -1203,13 +1156,6 @@
             </w:r>
           </w:p>
         </w:tc>
-        <w:tc>
-          <w:p>
-            <w:r>
-              <w:t xml:space="preserve">{T11_CHEPTEL_YACK_STC}</w:t>
-            </w:r>
-          </w:p>
-        </w:tc>
       </w:tr>
       <w:tr>
         <w:tc>
@@ -1366,17 +1312,6 @@
             </w:r>
           </w:p>
         </w:tc>
-        <w:tc>
-          <w:p>
-            <w:r>
-              <w:rPr>
-                <w:b/>
-                <w:bCs/>
-              </w:rPr>
-              <w:t xml:space="preserve">{T11_CHEPTEL_YACK_TOTAL}</w:t>
-            </w:r>
-          </w:p>
-        </w:tc>
       </w:tr>
       <w:tr>
         <w:tc>
@@ -1474,13 +1409,6 @@
           <w:p>
             <w:r>
               <w:t xml:space="preserve">{T11_CHEPTEL_PRIMATE_TOTAL_PREC}</w:t>
-            </w:r>
-          </w:p>
-        </w:tc>
-        <w:tc>
-          <w:p>
-            <w:r>
-              <w:t xml:space="preserve">{T11_CHEPTEL_YACK_TOTAL_PREC}</w:t>
             </w:r>
           </w:p>
         </w:tc>
@@ -3165,6 +3093,7 @@
         <w:gridCol w:w="100"/>
         <w:gridCol w:w="100"/>
         <w:gridCol w:w="100"/>
+        <w:gridCol w:w="100"/>
       </w:tblGrid>
       <w:tr>
         <w:tc>
@@ -3266,6 +3195,17 @@
             </w:r>
           </w:p>
         </w:tc>
+        <w:tc>
+          <w:p>
+            <w:r>
+              <w:rPr>
+                <w:b/>
+                <w:bCs/>
+              </w:rPr>
+              <w:t xml:space="preserve">Observations</w:t>
+            </w:r>
+          </w:p>
+        </w:tc>
       </w:tr>
       <w:tr>
         <w:tc>
@@ -3327,7 +3267,14 @@
         <w:tc>
           <w:p>
             <w:r>
-              <w:t xml:space="preserve">{T13_POUSSINS_CHAIR}{/T13}</w:t>
+              <w:t xml:space="preserve">{T13_POUSSINS_CHAIR}</w:t>
+            </w:r>
+          </w:p>
+        </w:tc>
+        <w:tc>
+          <w:p>
+            <w:r>
+              <w:t xml:space="preserve">{T13_OBSERVATIONS}{/T13}</w:t>
             </w:r>
           </w:p>
         </w:tc>
@@ -3432,6 +3379,17 @@
             </w:r>
           </w:p>
         </w:tc>
+        <w:tc>
+          <w:p>
+            <w:r>
+              <w:rPr>
+                <w:b/>
+                <w:bCs/>
+              </w:rPr>
+              <w:t xml:space="preserve"/>
+            </w:r>
+          </w:p>
+        </w:tc>
       </w:tr>
       <w:tr>
         <w:tc>
@@ -3494,6 +3452,13 @@
           <w:p>
             <w:r>
               <w:t xml:space="preserve">{T13_POUSSINS_CHAIR_TOTAL_PREC}</w:t>
+            </w:r>
+          </w:p>
+        </w:tc>
+        <w:tc>
+          <w:p>
+            <w:r>
+              <w:t xml:space="preserve"/>
             </w:r>
           </w:p>
         </w:tc>
@@ -3530,6 +3495,7 @@
         <w:gridCol w:w="100"/>
         <w:gridCol w:w="100"/>
         <w:gridCol w:w="100"/>
+        <w:gridCol w:w="100"/>
       </w:tblGrid>
       <w:tr>
         <w:tc>
@@ -3598,6 +3564,17 @@
             </w:r>
           </w:p>
         </w:tc>
+        <w:tc>
+          <w:p>
+            <w:r>
+              <w:rPr>
+                <w:b/>
+                <w:bCs/>
+              </w:rPr>
+              <w:t xml:space="preserve">Observations</w:t>
+            </w:r>
+          </w:p>
+        </w:tc>
       </w:tr>
       <w:tr>
         <w:tc>
@@ -3638,7 +3615,14 @@
         <w:tc>
           <w:p>
             <w:r>
-              <w:t xml:space="preserve">{T14_OEUFS_PRODUITS}{/T14}</w:t>
+              <w:t xml:space="preserve">{T14_OEUFS_PRODUITS}</w:t>
+            </w:r>
+          </w:p>
+        </w:tc>
+        <w:tc>
+          <w:p>
+            <w:r>
+              <w:t xml:space="preserve">{T14_OBSERVATIONS}{/T14}</w:t>
             </w:r>
           </w:p>
         </w:tc>
@@ -3710,6 +3694,17 @@
             </w:r>
           </w:p>
         </w:tc>
+        <w:tc>
+          <w:p>
+            <w:r>
+              <w:rPr>
+                <w:b/>
+                <w:bCs/>
+              </w:rPr>
+              <w:t xml:space="preserve"/>
+            </w:r>
+          </w:p>
+        </w:tc>
       </w:tr>
       <w:tr>
         <w:tc>
@@ -3751,6 +3746,13 @@
           <w:p>
             <w:r>
               <w:t xml:space="preserve">{T14_OEUFS_PRODUITS_TOTAL_PREC}</w:t>
+            </w:r>
+          </w:p>
+        </w:tc>
+        <w:tc>
+          <w:p>
+            <w:r>
+              <w:t xml:space="preserve"/>
             </w:r>
           </w:p>
         </w:tc>
@@ -3786,6 +3788,7 @@
         <w:gridCol w:w="100"/>
         <w:gridCol w:w="100"/>
         <w:gridCol w:w="100"/>
+        <w:gridCol w:w="100"/>
       </w:tblGrid>
       <w:tr>
         <w:tc>
@@ -3843,6 +3846,17 @@
             </w:r>
           </w:p>
         </w:tc>
+        <w:tc>
+          <w:p>
+            <w:r>
+              <w:rPr>
+                <w:b/>
+                <w:bCs/>
+              </w:rPr>
+              <w:t xml:space="preserve">Observations</w:t>
+            </w:r>
+          </w:p>
+        </w:tc>
       </w:tr>
       <w:tr>
         <w:tc>
@@ -3876,7 +3890,14 @@
         <w:tc>
           <w:p>
             <w:r>
-              <w:t xml:space="preserve">{T15_POULETS_SORTIS}{/T15}</w:t>
+              <w:t xml:space="preserve">{T15_POULETS_SORTIS}</w:t>
+            </w:r>
+          </w:p>
+        </w:tc>
+        <w:tc>
+          <w:p>
+            <w:r>
+              <w:t xml:space="preserve">{T15_OBSERVATIONS}{/T15}</w:t>
             </w:r>
           </w:p>
         </w:tc>
@@ -3937,6 +3958,17 @@
             </w:r>
           </w:p>
         </w:tc>
+        <w:tc>
+          <w:p>
+            <w:r>
+              <w:rPr>
+                <w:b/>
+                <w:bCs/>
+              </w:rPr>
+              <w:t xml:space="preserve"/>
+            </w:r>
+          </w:p>
+        </w:tc>
       </w:tr>
       <w:tr>
         <w:tc>
@@ -3971,6 +4003,13 @@
           <w:p>
             <w:r>
               <w:t xml:space="preserve">{T15_POULETS_SORTIS_TOTAL_PREC}</w:t>
+            </w:r>
+          </w:p>
+        </w:tc>
+        <w:tc>
+          <w:p>
+            <w:r>
+              <w:t xml:space="preserve"/>
             </w:r>
           </w:p>
         </w:tc>
@@ -6535,6 +6574,7 @@
         <w:gridCol w:w="100"/>
         <w:gridCol w:w="100"/>
         <w:gridCol w:w="100"/>
+        <w:gridCol w:w="100"/>
       </w:tblGrid>
       <w:tr>
         <w:tc>
@@ -6625,6 +6665,17 @@
             </w:r>
           </w:p>
         </w:tc>
+        <w:tc>
+          <w:p>
+            <w:r>
+              <w:rPr>
+                <w:b/>
+                <w:bCs/>
+              </w:rPr>
+              <w:t xml:space="preserve">Observations</w:t>
+            </w:r>
+          </w:p>
+        </w:tc>
       </w:tr>
       <w:tr>
         <w:tc>
@@ -6679,7 +6730,14 @@
         <w:tc>
           <w:p>
             <w:r>
-              <w:t xml:space="preserve">{T23_PROV_POISSON}{/T23}</w:t>
+              <w:t xml:space="preserve">{T23_PROV_POISSON}</w:t>
+            </w:r>
+          </w:p>
+        </w:tc>
+        <w:tc>
+          <w:p>
+            <w:r>
+              <w:t xml:space="preserve">{T23_OBSERVATIONS}{/T23}</w:t>
             </w:r>
           </w:p>
         </w:tc>
@@ -6773,6 +6831,17 @@
             </w:r>
           </w:p>
         </w:tc>
+        <w:tc>
+          <w:p>
+            <w:r>
+              <w:rPr>
+                <w:b/>
+                <w:bCs/>
+              </w:rPr>
+              <w:t xml:space="preserve"/>
+            </w:r>
+          </w:p>
+        </w:tc>
       </w:tr>
       <w:tr>
         <w:tc>
@@ -6828,6 +6897,13 @@
           <w:p>
             <w:r>
               <w:t xml:space="preserve">{T23_PROV_POISSON_TOTAL_PREC}</w:t>
+            </w:r>
+          </w:p>
+        </w:tc>
+        <w:tc>
+          <w:p>
+            <w:r>
+              <w:t xml:space="preserve"/>
             </w:r>
           </w:p>
         </w:tc>

--- a/templates/rapport_mensuel_DD.docx
+++ b/templates/rapport_mensuel_DD.docx
@@ -9153,6 +9153,12 @@
         <w:gridCol w:w="100"/>
         <w:gridCol w:w="100"/>
         <w:gridCol w:w="100"/>
+        <w:gridCol w:w="100"/>
+        <w:gridCol w:w="100"/>
+        <w:gridCol w:w="100"/>
+        <w:gridCol w:w="100"/>
+        <w:gridCol w:w="100"/>
+        <w:gridCol w:w="100"/>
       </w:tblGrid>
       <w:tr>
         <w:tc>
@@ -9162,7 +9168,40 @@
                 <w:b/>
                 <w:bCs/>
               </w:rPr>
-              <w:t xml:space="preserve">Activité</w:t>
+              <w:t xml:space="preserve">Clinique ou partenaire</w:t>
+            </w:r>
+          </w:p>
+        </w:tc>
+        <w:tc>
+          <w:p>
+            <w:r>
+              <w:rPr>
+                <w:b/>
+                <w:bCs/>
+              </w:rPr>
+              <w:t xml:space="preserve">Localité</w:t>
+            </w:r>
+          </w:p>
+        </w:tc>
+        <w:tc>
+          <w:p>
+            <w:r>
+              <w:rPr>
+                <w:b/>
+                <w:bCs/>
+              </w:rPr>
+              <w:t xml:space="preserve">Date de l'activité</w:t>
+            </w:r>
+          </w:p>
+        </w:tc>
+        <w:tc>
+          <w:p>
+            <w:r>
+              <w:rPr>
+                <w:b/>
+                <w:bCs/>
+              </w:rPr>
+              <w:t xml:space="preserve">Activité ou intervention réalisée</w:t>
             </w:r>
           </w:p>
         </w:tc>
@@ -9195,7 +9234,40 @@
                 <w:b/>
                 <w:bCs/>
               </w:rPr>
-              <w:t xml:space="preserve">Effectif</w:t>
+              <w:t xml:space="preserve">Nombre de cas ou d'animaux pris en charge</w:t>
+            </w:r>
+          </w:p>
+        </w:tc>
+        <w:tc>
+          <w:p>
+            <w:r>
+              <w:rPr>
+                <w:b/>
+                <w:bCs/>
+              </w:rPr>
+              <w:t xml:space="preserve">Morts</w:t>
+            </w:r>
+          </w:p>
+        </w:tc>
+        <w:tc>
+          <w:p>
+            <w:r>
+              <w:rPr>
+                <w:b/>
+                <w:bCs/>
+              </w:rPr>
+              <w:t xml:space="preserve">Mesures ou actions réalisées</w:t>
+            </w:r>
+          </w:p>
+        </w:tc>
+        <w:tc>
+          <w:p>
+            <w:r>
+              <w:rPr>
+                <w:b/>
+                <w:bCs/>
+              </w:rPr>
+              <w:t xml:space="preserve">Observations</w:t>
             </w:r>
           </w:p>
         </w:tc>
@@ -9203,7 +9275,7 @@
       <w:tr>
         <w:tc>
           <w:tcPr>
-            <w:gridSpan w:val="4"/>
+            <w:gridSpan w:val="10"/>
             <w:shd w:fill="E8E8E8" w:val="clear"/>
           </w:tcPr>
           <w:p>
@@ -9221,7 +9293,28 @@
         <w:tc>
           <w:p>
             <w:r>
-              <w:t xml:space="preserve">{#items}{activite}</w:t>
+              <w:t xml:space="preserve">{#items}{structure}</w:t>
+            </w:r>
+          </w:p>
+        </w:tc>
+        <w:tc>
+          <w:p>
+            <w:r>
+              <w:t xml:space="preserve">{localite}</w:t>
+            </w:r>
+          </w:p>
+        </w:tc>
+        <w:tc>
+          <w:p>
+            <w:r>
+              <w:t xml:space="preserve">{date}</w:t>
+            </w:r>
+          </w:p>
+        </w:tc>
+        <w:tc>
+          <w:p>
+            <w:r>
+              <w:t xml:space="preserve">{activite}</w:t>
             </w:r>
           </w:p>
         </w:tc>
@@ -9242,7 +9335,28 @@
         <w:tc>
           <w:p>
             <w:r>
-              <w:t xml:space="preserve">{effectif}{/items}</w:t>
+              <w:t xml:space="preserve">{effectif}</w:t>
+            </w:r>
+          </w:p>
+        </w:tc>
+        <w:tc>
+          <w:p>
+            <w:r>
+              <w:t xml:space="preserve">{morts}</w:t>
+            </w:r>
+          </w:p>
+        </w:tc>
+        <w:tc>
+          <w:p>
+            <w:r>
+              <w:t xml:space="preserve">{mesuresActions}</w:t>
+            </w:r>
+          </w:p>
+        </w:tc>
+        <w:tc>
+          <w:p>
+            <w:r>
+              <w:t xml:space="preserve">{observations}{/items}</w:t>
             </w:r>
           </w:p>
         </w:tc>
@@ -9288,7 +9402,73 @@
                 <w:b/>
                 <w:bCs/>
               </w:rPr>
-              <w:t xml:space="preserve">{effectif_SOUSTOTAL}{/T33}</w:t>
+              <w:t xml:space="preserve"/>
+            </w:r>
+          </w:p>
+        </w:tc>
+        <w:tc>
+          <w:p>
+            <w:r>
+              <w:rPr>
+                <w:b/>
+                <w:bCs/>
+              </w:rPr>
+              <w:t xml:space="preserve"/>
+            </w:r>
+          </w:p>
+        </w:tc>
+        <w:tc>
+          <w:p>
+            <w:r>
+              <w:rPr>
+                <w:b/>
+                <w:bCs/>
+              </w:rPr>
+              <w:t xml:space="preserve"/>
+            </w:r>
+          </w:p>
+        </w:tc>
+        <w:tc>
+          <w:p>
+            <w:r>
+              <w:rPr>
+                <w:b/>
+                <w:bCs/>
+              </w:rPr>
+              <w:t xml:space="preserve">{effectif_SOUSTOTAL}</w:t>
+            </w:r>
+          </w:p>
+        </w:tc>
+        <w:tc>
+          <w:p>
+            <w:r>
+              <w:rPr>
+                <w:b/>
+                <w:bCs/>
+              </w:rPr>
+              <w:t xml:space="preserve">{morts_SOUSTOTAL}</w:t>
+            </w:r>
+          </w:p>
+        </w:tc>
+        <w:tc>
+          <w:p>
+            <w:r>
+              <w:rPr>
+                <w:b/>
+                <w:bCs/>
+              </w:rPr>
+              <w:t xml:space="preserve"/>
+            </w:r>
+          </w:p>
+        </w:tc>
+        <w:tc>
+          <w:p>
+            <w:r>
+              <w:rPr>
+                <w:b/>
+                <w:bCs/>
+              </w:rPr>
+              <w:t xml:space="preserve">{/T33}</w:t>
             </w:r>
           </w:p>
         </w:tc>
@@ -9334,10 +9514,76 @@
                 <w:b/>
                 <w:bCs/>
               </w:rPr>
+              <w:t xml:space="preserve"/>
+            </w:r>
+          </w:p>
+        </w:tc>
+        <w:tc>
+          <w:p>
+            <w:r>
+              <w:rPr>
+                <w:b/>
+                <w:bCs/>
+              </w:rPr>
+              <w:t xml:space="preserve"/>
+            </w:r>
+          </w:p>
+        </w:tc>
+        <w:tc>
+          <w:p>
+            <w:r>
+              <w:rPr>
+                <w:b/>
+                <w:bCs/>
+              </w:rPr>
+              <w:t xml:space="preserve"/>
+            </w:r>
+          </w:p>
+        </w:tc>
+        <w:tc>
+          <w:p>
+            <w:r>
+              <w:rPr>
+                <w:b/>
+                <w:bCs/>
+              </w:rPr>
               <w:t xml:space="preserve">{T33_effectif_TOTAL}</w:t>
             </w:r>
           </w:p>
         </w:tc>
+        <w:tc>
+          <w:p>
+            <w:r>
+              <w:rPr>
+                <w:b/>
+                <w:bCs/>
+              </w:rPr>
+              <w:t xml:space="preserve">{T33_morts_TOTAL}</w:t>
+            </w:r>
+          </w:p>
+        </w:tc>
+        <w:tc>
+          <w:p>
+            <w:r>
+              <w:rPr>
+                <w:b/>
+                <w:bCs/>
+              </w:rPr>
+              <w:t xml:space="preserve"/>
+            </w:r>
+          </w:p>
+        </w:tc>
+        <w:tc>
+          <w:p>
+            <w:r>
+              <w:rPr>
+                <w:b/>
+                <w:bCs/>
+              </w:rPr>
+              <w:t xml:space="preserve"/>
+            </w:r>
+          </w:p>
+        </w:tc>
       </w:tr>
       <w:tr>
         <w:tc>
@@ -9364,7 +9610,49 @@
         <w:tc>
           <w:p>
             <w:r>
+              <w:t xml:space="preserve"/>
+            </w:r>
+          </w:p>
+        </w:tc>
+        <w:tc>
+          <w:p>
+            <w:r>
+              <w:t xml:space="preserve"/>
+            </w:r>
+          </w:p>
+        </w:tc>
+        <w:tc>
+          <w:p>
+            <w:r>
+              <w:t xml:space="preserve"/>
+            </w:r>
+          </w:p>
+        </w:tc>
+        <w:tc>
+          <w:p>
+            <w:r>
               <w:t xml:space="preserve">{T33_effectif_TOTAL_PREC}</w:t>
+            </w:r>
+          </w:p>
+        </w:tc>
+        <w:tc>
+          <w:p>
+            <w:r>
+              <w:t xml:space="preserve">{T33_morts_TOTAL_PREC}</w:t>
+            </w:r>
+          </w:p>
+        </w:tc>
+        <w:tc>
+          <w:p>
+            <w:r>
+              <w:t xml:space="preserve"/>
+            </w:r>
+          </w:p>
+        </w:tc>
+        <w:tc>
+          <w:p>
+            <w:r>
+              <w:t xml:space="preserve"/>
             </w:r>
           </w:p>
         </w:tc>

--- a/templates/rapport_mensuel_DD.docx
+++ b/templates/rapport_mensuel_DD.docx
@@ -1588,8 +1588,18 @@
       </w:tr>
       <w:tr>
         <w:tc>
-          <w:p>
-            <w:r>
+          <w:tcPr>
+            <w:vMerge w:val="restart"/>
+          </w:tcPr>
+          <w:p>
+            <w:pPr>
+              <w:jc w:val="center"/>
+            </w:pPr>
+            <w:r>
+              <w:rPr>
+                <w:b/>
+                <w:bCs/>
+              </w:rPr>
               <w:t xml:space="preserve">DSCHANG</w:t>
             </w:r>
           </w:p>
@@ -1674,8 +1684,18 @@
       </w:tr>
       <w:tr>
         <w:tc>
-          <w:p>
-            <w:r>
+          <w:tcPr>
+            <w:vMerge w:val="continue"/>
+          </w:tcPr>
+          <w:p>
+            <w:pPr>
+              <w:jc w:val="center"/>
+            </w:pPr>
+            <w:r>
+              <w:rPr>
+                <w:b/>
+                <w:bCs/>
+              </w:rPr>
               <w:t xml:space="preserve"/>
             </w:r>
           </w:p>
@@ -1760,8 +1780,18 @@
       </w:tr>
       <w:tr>
         <w:tc>
-          <w:p>
-            <w:r>
+          <w:tcPr>
+            <w:vMerge w:val="restart"/>
+          </w:tcPr>
+          <w:p>
+            <w:pPr>
+              <w:jc w:val="center"/>
+            </w:pPr>
+            <w:r>
+              <w:rPr>
+                <w:b/>
+                <w:bCs/>
+              </w:rPr>
               <w:t xml:space="preserve">FOKOUE</w:t>
             </w:r>
           </w:p>
@@ -1846,8 +1876,18 @@
       </w:tr>
       <w:tr>
         <w:tc>
-          <w:p>
-            <w:r>
+          <w:tcPr>
+            <w:vMerge w:val="continue"/>
+          </w:tcPr>
+          <w:p>
+            <w:pPr>
+              <w:jc w:val="center"/>
+            </w:pPr>
+            <w:r>
+              <w:rPr>
+                <w:b/>
+                <w:bCs/>
+              </w:rPr>
               <w:t xml:space="preserve"/>
             </w:r>
           </w:p>
@@ -1932,8 +1972,18 @@
       </w:tr>
       <w:tr>
         <w:tc>
-          <w:p>
-            <w:r>
+          <w:tcPr>
+            <w:vMerge w:val="restart"/>
+          </w:tcPr>
+          <w:p>
+            <w:pPr>
+              <w:jc w:val="center"/>
+            </w:pPr>
+            <w:r>
+              <w:rPr>
+                <w:b/>
+                <w:bCs/>
+              </w:rPr>
               <w:t xml:space="preserve">FONGO TONGO</w:t>
             </w:r>
           </w:p>
@@ -2018,8 +2068,18 @@
       </w:tr>
       <w:tr>
         <w:tc>
-          <w:p>
-            <w:r>
+          <w:tcPr>
+            <w:vMerge w:val="continue"/>
+          </w:tcPr>
+          <w:p>
+            <w:pPr>
+              <w:jc w:val="center"/>
+            </w:pPr>
+            <w:r>
+              <w:rPr>
+                <w:b/>
+                <w:bCs/>
+              </w:rPr>
               <w:t xml:space="preserve"/>
             </w:r>
           </w:p>
@@ -2104,8 +2164,18 @@
       </w:tr>
       <w:tr>
         <w:tc>
-          <w:p>
-            <w:r>
+          <w:tcPr>
+            <w:vMerge w:val="restart"/>
+          </w:tcPr>
+          <w:p>
+            <w:pPr>
+              <w:jc w:val="center"/>
+            </w:pPr>
+            <w:r>
+              <w:rPr>
+                <w:b/>
+                <w:bCs/>
+              </w:rPr>
               <w:t xml:space="preserve">NKONG NI</w:t>
             </w:r>
           </w:p>
@@ -2190,8 +2260,18 @@
       </w:tr>
       <w:tr>
         <w:tc>
-          <w:p>
-            <w:r>
+          <w:tcPr>
+            <w:vMerge w:val="continue"/>
+          </w:tcPr>
+          <w:p>
+            <w:pPr>
+              <w:jc w:val="center"/>
+            </w:pPr>
+            <w:r>
+              <w:rPr>
+                <w:b/>
+                <w:bCs/>
+              </w:rPr>
               <w:t xml:space="preserve"/>
             </w:r>
           </w:p>
@@ -2276,8 +2356,18 @@
       </w:tr>
       <w:tr>
         <w:tc>
-          <w:p>
-            <w:r>
+          <w:tcPr>
+            <w:vMerge w:val="restart"/>
+          </w:tcPr>
+          <w:p>
+            <w:pPr>
+              <w:jc w:val="center"/>
+            </w:pPr>
+            <w:r>
+              <w:rPr>
+                <w:b/>
+                <w:bCs/>
+              </w:rPr>
               <w:t xml:space="preserve">PENKA MICHEL</w:t>
             </w:r>
           </w:p>
@@ -2362,8 +2452,18 @@
       </w:tr>
       <w:tr>
         <w:tc>
-          <w:p>
-            <w:r>
+          <w:tcPr>
+            <w:vMerge w:val="continue"/>
+          </w:tcPr>
+          <w:p>
+            <w:pPr>
+              <w:jc w:val="center"/>
+            </w:pPr>
+            <w:r>
+              <w:rPr>
+                <w:b/>
+                <w:bCs/>
+              </w:rPr>
               <w:t xml:space="preserve"/>
             </w:r>
           </w:p>
@@ -2448,8 +2548,18 @@
       </w:tr>
       <w:tr>
         <w:tc>
-          <w:p>
-            <w:r>
+          <w:tcPr>
+            <w:vMerge w:val="restart"/>
+          </w:tcPr>
+          <w:p>
+            <w:pPr>
+              <w:jc w:val="center"/>
+            </w:pPr>
+            <w:r>
+              <w:rPr>
+                <w:b/>
+                <w:bCs/>
+              </w:rPr>
               <w:t xml:space="preserve">SANTCHOU</w:t>
             </w:r>
           </w:p>
@@ -2534,8 +2644,18 @@
       </w:tr>
       <w:tr>
         <w:tc>
-          <w:p>
-            <w:r>
+          <w:tcPr>
+            <w:vMerge w:val="continue"/>
+          </w:tcPr>
+          <w:p>
+            <w:pPr>
+              <w:jc w:val="center"/>
+            </w:pPr>
+            <w:r>
+              <w:rPr>
+                <w:b/>
+                <w:bCs/>
+              </w:rPr>
               <w:t xml:space="preserve"/>
             </w:r>
           </w:p>
@@ -5234,8 +5354,18 @@
       </w:tr>
       <w:tr>
         <w:tc>
-          <w:p>
-            <w:r>
+          <w:tcPr>
+            <w:vMerge w:val="restart"/>
+          </w:tcPr>
+          <w:p>
+            <w:pPr>
+              <w:jc w:val="center"/>
+            </w:pPr>
+            <w:r>
+              <w:rPr>
+                <w:b/>
+                <w:bCs/>
+              </w:rPr>
               <w:t xml:space="preserve">DSCHANG</w:t>
             </w:r>
           </w:p>
@@ -5285,8 +5415,18 @@
       </w:tr>
       <w:tr>
         <w:tc>
-          <w:p>
-            <w:r>
+          <w:tcPr>
+            <w:vMerge w:val="continue"/>
+          </w:tcPr>
+          <w:p>
+            <w:pPr>
+              <w:jc w:val="center"/>
+            </w:pPr>
+            <w:r>
+              <w:rPr>
+                <w:b/>
+                <w:bCs/>
+              </w:rPr>
               <w:t xml:space="preserve"/>
             </w:r>
           </w:p>
@@ -5336,8 +5476,18 @@
       </w:tr>
       <w:tr>
         <w:tc>
-          <w:p>
-            <w:r>
+          <w:tcPr>
+            <w:vMerge w:val="continue"/>
+          </w:tcPr>
+          <w:p>
+            <w:pPr>
+              <w:jc w:val="center"/>
+            </w:pPr>
+            <w:r>
+              <w:rPr>
+                <w:b/>
+                <w:bCs/>
+              </w:rPr>
               <w:t xml:space="preserve"/>
             </w:r>
           </w:p>
@@ -5387,8 +5537,18 @@
       </w:tr>
       <w:tr>
         <w:tc>
-          <w:p>
-            <w:r>
+          <w:tcPr>
+            <w:vMerge w:val="restart"/>
+          </w:tcPr>
+          <w:p>
+            <w:pPr>
+              <w:jc w:val="center"/>
+            </w:pPr>
+            <w:r>
+              <w:rPr>
+                <w:b/>
+                <w:bCs/>
+              </w:rPr>
               <w:t xml:space="preserve">FOKOUE</w:t>
             </w:r>
           </w:p>
@@ -5438,8 +5598,18 @@
       </w:tr>
       <w:tr>
         <w:tc>
-          <w:p>
-            <w:r>
+          <w:tcPr>
+            <w:vMerge w:val="continue"/>
+          </w:tcPr>
+          <w:p>
+            <w:pPr>
+              <w:jc w:val="center"/>
+            </w:pPr>
+            <w:r>
+              <w:rPr>
+                <w:b/>
+                <w:bCs/>
+              </w:rPr>
               <w:t xml:space="preserve"/>
             </w:r>
           </w:p>
@@ -5489,8 +5659,18 @@
       </w:tr>
       <w:tr>
         <w:tc>
-          <w:p>
-            <w:r>
+          <w:tcPr>
+            <w:vMerge w:val="continue"/>
+          </w:tcPr>
+          <w:p>
+            <w:pPr>
+              <w:jc w:val="center"/>
+            </w:pPr>
+            <w:r>
+              <w:rPr>
+                <w:b/>
+                <w:bCs/>
+              </w:rPr>
               <w:t xml:space="preserve"/>
             </w:r>
           </w:p>
@@ -5540,8 +5720,18 @@
       </w:tr>
       <w:tr>
         <w:tc>
-          <w:p>
-            <w:r>
+          <w:tcPr>
+            <w:vMerge w:val="restart"/>
+          </w:tcPr>
+          <w:p>
+            <w:pPr>
+              <w:jc w:val="center"/>
+            </w:pPr>
+            <w:r>
+              <w:rPr>
+                <w:b/>
+                <w:bCs/>
+              </w:rPr>
               <w:t xml:space="preserve">FONGO TONGO</w:t>
             </w:r>
           </w:p>
@@ -5591,8 +5781,18 @@
       </w:tr>
       <w:tr>
         <w:tc>
-          <w:p>
-            <w:r>
+          <w:tcPr>
+            <w:vMerge w:val="continue"/>
+          </w:tcPr>
+          <w:p>
+            <w:pPr>
+              <w:jc w:val="center"/>
+            </w:pPr>
+            <w:r>
+              <w:rPr>
+                <w:b/>
+                <w:bCs/>
+              </w:rPr>
               <w:t xml:space="preserve"/>
             </w:r>
           </w:p>
@@ -5642,8 +5842,18 @@
       </w:tr>
       <w:tr>
         <w:tc>
-          <w:p>
-            <w:r>
+          <w:tcPr>
+            <w:vMerge w:val="continue"/>
+          </w:tcPr>
+          <w:p>
+            <w:pPr>
+              <w:jc w:val="center"/>
+            </w:pPr>
+            <w:r>
+              <w:rPr>
+                <w:b/>
+                <w:bCs/>
+              </w:rPr>
               <w:t xml:space="preserve"/>
             </w:r>
           </w:p>
@@ -5693,8 +5903,18 @@
       </w:tr>
       <w:tr>
         <w:tc>
-          <w:p>
-            <w:r>
+          <w:tcPr>
+            <w:vMerge w:val="restart"/>
+          </w:tcPr>
+          <w:p>
+            <w:pPr>
+              <w:jc w:val="center"/>
+            </w:pPr>
+            <w:r>
+              <w:rPr>
+                <w:b/>
+                <w:bCs/>
+              </w:rPr>
               <w:t xml:space="preserve">NKONG NI</w:t>
             </w:r>
           </w:p>
@@ -5744,8 +5964,18 @@
       </w:tr>
       <w:tr>
         <w:tc>
-          <w:p>
-            <w:r>
+          <w:tcPr>
+            <w:vMerge w:val="continue"/>
+          </w:tcPr>
+          <w:p>
+            <w:pPr>
+              <w:jc w:val="center"/>
+            </w:pPr>
+            <w:r>
+              <w:rPr>
+                <w:b/>
+                <w:bCs/>
+              </w:rPr>
               <w:t xml:space="preserve"/>
             </w:r>
           </w:p>
@@ -5795,8 +6025,18 @@
       </w:tr>
       <w:tr>
         <w:tc>
-          <w:p>
-            <w:r>
+          <w:tcPr>
+            <w:vMerge w:val="continue"/>
+          </w:tcPr>
+          <w:p>
+            <w:pPr>
+              <w:jc w:val="center"/>
+            </w:pPr>
+            <w:r>
+              <w:rPr>
+                <w:b/>
+                <w:bCs/>
+              </w:rPr>
               <w:t xml:space="preserve"/>
             </w:r>
           </w:p>
@@ -5846,8 +6086,18 @@
       </w:tr>
       <w:tr>
         <w:tc>
-          <w:p>
-            <w:r>
+          <w:tcPr>
+            <w:vMerge w:val="restart"/>
+          </w:tcPr>
+          <w:p>
+            <w:pPr>
+              <w:jc w:val="center"/>
+            </w:pPr>
+            <w:r>
+              <w:rPr>
+                <w:b/>
+                <w:bCs/>
+              </w:rPr>
               <w:t xml:space="preserve">PENKA MICHEL</w:t>
             </w:r>
           </w:p>
@@ -5897,8 +6147,18 @@
       </w:tr>
       <w:tr>
         <w:tc>
-          <w:p>
-            <w:r>
+          <w:tcPr>
+            <w:vMerge w:val="continue"/>
+          </w:tcPr>
+          <w:p>
+            <w:pPr>
+              <w:jc w:val="center"/>
+            </w:pPr>
+            <w:r>
+              <w:rPr>
+                <w:b/>
+                <w:bCs/>
+              </w:rPr>
               <w:t xml:space="preserve"/>
             </w:r>
           </w:p>
@@ -5948,8 +6208,18 @@
       </w:tr>
       <w:tr>
         <w:tc>
-          <w:p>
-            <w:r>
+          <w:tcPr>
+            <w:vMerge w:val="continue"/>
+          </w:tcPr>
+          <w:p>
+            <w:pPr>
+              <w:jc w:val="center"/>
+            </w:pPr>
+            <w:r>
+              <w:rPr>
+                <w:b/>
+                <w:bCs/>
+              </w:rPr>
               <w:t xml:space="preserve"/>
             </w:r>
           </w:p>
@@ -5999,8 +6269,18 @@
       </w:tr>
       <w:tr>
         <w:tc>
-          <w:p>
-            <w:r>
+          <w:tcPr>
+            <w:vMerge w:val="restart"/>
+          </w:tcPr>
+          <w:p>
+            <w:pPr>
+              <w:jc w:val="center"/>
+            </w:pPr>
+            <w:r>
+              <w:rPr>
+                <w:b/>
+                <w:bCs/>
+              </w:rPr>
               <w:t xml:space="preserve">SANTCHOU</w:t>
             </w:r>
           </w:p>
@@ -6050,8 +6330,18 @@
       </w:tr>
       <w:tr>
         <w:tc>
-          <w:p>
-            <w:r>
+          <w:tcPr>
+            <w:vMerge w:val="continue"/>
+          </w:tcPr>
+          <w:p>
+            <w:pPr>
+              <w:jc w:val="center"/>
+            </w:pPr>
+            <w:r>
+              <w:rPr>
+                <w:b/>
+                <w:bCs/>
+              </w:rPr>
               <w:t xml:space="preserve"/>
             </w:r>
           </w:p>
@@ -6101,8 +6391,18 @@
       </w:tr>
       <w:tr>
         <w:tc>
-          <w:p>
-            <w:r>
+          <w:tcPr>
+            <w:vMerge w:val="continue"/>
+          </w:tcPr>
+          <w:p>
+            <w:pPr>
+              <w:jc w:val="center"/>
+            </w:pPr>
+            <w:r>
+              <w:rPr>
+                <w:b/>
+                <w:bCs/>
+              </w:rPr>
               <w:t xml:space="preserve"/>
             </w:r>
           </w:p>

--- a/templates/rapport_mensuel_DD.docx
+++ b/templates/rapport_mensuel_DD.docx
@@ -17420,6 +17420,7 @@
       </w:r>
     </w:p>
     <w:sectPr>
+      <w:headerReference w:type="default" r:id="rId7"/>
       <w:pgSz w:w="11906" w:h="16838" w:orient="portrait"/>
       <w:pgMar w:top="1440" w:right="1440" w:bottom="1440" w:left="1440" w:header="708" w:footer="708" w:gutter="0"/>
       <w:pgNumType/>
@@ -17505,6 +17506,24 @@
     </w:p>
   </w:footnote>
 </w:footnotes>
+</file>
+
+<file path=word/header1.xml><?xml version="1.0" encoding="utf-8"?>
+<w:hdr xmlns:wpc="http://schemas.microsoft.com/office/word/2010/wordprocessingCanvas" xmlns:mc="http://schemas.openxmlformats.org/markup-compatibility/2006" xmlns:o="urn:schemas-microsoft-com:office:office" xmlns:r="http://schemas.openxmlformats.org/officeDocument/2006/relationships" xmlns:m="http://schemas.openxmlformats.org/officeDocument/2006/math" xmlns:v="urn:schemas-microsoft-com:vml" xmlns:wp14="http://schemas.microsoft.com/office/word/2010/wordprocessingDrawing" xmlns:wp="http://schemas.openxmlformats.org/drawingml/2006/wordprocessingDrawing" xmlns:w10="urn:schemas-microsoft-com:office:word" xmlns:w="http://schemas.openxmlformats.org/wordprocessingml/2006/main" xmlns:w14="http://schemas.microsoft.com/office/word/2010/wordml" xmlns:w15="http://schemas.microsoft.com/office/word/2012/wordml" xmlns:wpg="http://schemas.microsoft.com/office/word/2010/wordprocessingGroup" xmlns:wpi="http://schemas.microsoft.com/office/word/2010/wordprocessingInk" xmlns:wne="http://schemas.microsoft.com/office/word/2006/wordml" xmlns:wps="http://schemas.microsoft.com/office/word/2010/wordprocessingShape" xmlns:cx="http://schemas.microsoft.com/office/drawing/2014/chartex" xmlns:cx1="http://schemas.microsoft.com/office/drawing/2015/9/8/chartex" xmlns:cx2="http://schemas.microsoft.com/office/drawing/2015/10/21/chartex" xmlns:cx3="http://schemas.microsoft.com/office/drawing/2016/5/9/chartex" xmlns:cx4="http://schemas.microsoft.com/office/drawing/2016/5/10/chartex" xmlns:cx5="http://schemas.microsoft.com/office/drawing/2016/5/11/chartex" xmlns:cx6="http://schemas.microsoft.com/office/drawing/2016/5/12/chartex" xmlns:cx7="http://schemas.microsoft.com/office/drawing/2016/5/13/chartex" xmlns:cx8="http://schemas.microsoft.com/office/drawing/2016/5/14/chartex" xmlns:w16cid="http://schemas.microsoft.com/office/word/2016/wordml/cid" xmlns:w16se="http://schemas.microsoft.com/office/word/2015/wordml/symex">
+  <w:p>
+    <w:pPr>
+      <w:jc w:val="center"/>
+    </w:pPr>
+    <w:r>
+      <w:rPr>
+        <w:b/>
+        <w:bCs/>
+        <w:color w:val="B8842F"/>
+      </w:rPr>
+      <w:t xml:space="preserve">{MENTION_DEMO}</w:t>
+    </w:r>
+  </w:p>
+</w:hdr>
 </file>
 
 <file path=word/numbering.xml><?xml version="1.0" encoding="utf-8"?>

--- a/templates/rapport_mensuel_DD.docx
+++ b/templates/rapport_mensuel_DD.docx
@@ -2,323 +2,51 @@
 <file path=word/document.xml><?xml version="1.0" encoding="utf-8"?>
 <w:document xmlns:wpc="http://schemas.microsoft.com/office/word/2010/wordprocessingCanvas" xmlns:mc="http://schemas.openxmlformats.org/markup-compatibility/2006" xmlns:o="urn:schemas-microsoft-com:office:office" xmlns:r="http://schemas.openxmlformats.org/officeDocument/2006/relationships" xmlns:m="http://schemas.openxmlformats.org/officeDocument/2006/math" xmlns:v="urn:schemas-microsoft-com:vml" xmlns:wp14="http://schemas.microsoft.com/office/word/2010/wordprocessingDrawing" xmlns:wp="http://schemas.openxmlformats.org/drawingml/2006/wordprocessingDrawing" xmlns:w10="urn:schemas-microsoft-com:office:word" xmlns:w="http://schemas.openxmlformats.org/wordprocessingml/2006/main" xmlns:w14="http://schemas.microsoft.com/office/word/2010/wordml" xmlns:w15="http://schemas.microsoft.com/office/word/2012/wordml" xmlns:wpg="http://schemas.microsoft.com/office/word/2010/wordprocessingGroup" xmlns:wpi="http://schemas.microsoft.com/office/word/2010/wordprocessingInk" xmlns:wne="http://schemas.microsoft.com/office/word/2006/wordml" xmlns:wps="http://schemas.microsoft.com/office/word/2010/wordprocessingShape" xmlns:cx="http://schemas.microsoft.com/office/drawing/2014/chartex" xmlns:cx1="http://schemas.microsoft.com/office/drawing/2015/9/8/chartex" xmlns:cx2="http://schemas.microsoft.com/office/drawing/2015/10/21/chartex" xmlns:cx3="http://schemas.microsoft.com/office/drawing/2016/5/9/chartex" xmlns:cx4="http://schemas.microsoft.com/office/drawing/2016/5/10/chartex" xmlns:cx5="http://schemas.microsoft.com/office/drawing/2016/5/11/chartex" xmlns:cx6="http://schemas.microsoft.com/office/drawing/2016/5/12/chartex" xmlns:cx7="http://schemas.microsoft.com/office/drawing/2016/5/13/chartex" xmlns:cx8="http://schemas.microsoft.com/office/drawing/2016/5/14/chartex" xmlns:aink="http://schemas.microsoft.com/office/drawing/2016/ink" xmlns:am3d="http://schemas.microsoft.com/office/drawing/2017/model3d" xmlns:w16cex="http://schemas.microsoft.com/office/word/2018/wordml/cex" xmlns:w16cid="http://schemas.microsoft.com/office/word/2016/wordml/cid" xmlns:w16="http://schemas.microsoft.com/office/word/2018/wordml" xmlns:w16sdtdh="http://schemas.microsoft.com/office/word/2020/wordml/sdtdatahash" xmlns:w16se="http://schemas.microsoft.com/office/word/2015/wordml/symex" mc:Ignorable="w14 w15 wp14">
   <w:body>
-    <w:tbl>
-      <w:tblPr>
-        <w:tblW w:type="pct" w:w="100%"/>
-        <w:tblBorders>
-          <w:top w:val="single" w:color="auto" w:sz="4"/>
-          <w:left w:val="single" w:color="auto" w:sz="4"/>
-          <w:bottom w:val="single" w:color="auto" w:sz="4"/>
-          <w:right w:val="single" w:color="auto" w:sz="4"/>
-          <w:insideH w:val="single" w:color="auto" w:sz="4"/>
-          <w:insideV w:val="single" w:color="auto" w:sz="4"/>
-        </w:tblBorders>
-      </w:tblPr>
-      <w:tblGrid>
-        <w:gridCol w:w="100"/>
-        <w:gridCol w:w="100"/>
-      </w:tblGrid>
-      <w:tr>
-        <w:tc>
-          <w:tcPr>
-            <w:tcBorders>
-              <w:top w:val="none" w:color="FFFFFF" w:sz="0"/>
-              <w:left w:val="none" w:color="FFFFFF" w:sz="0"/>
-              <w:bottom w:val="none" w:color="FFFFFF" w:sz="0"/>
-              <w:right w:val="none" w:color="FFFFFF" w:sz="0"/>
-            </w:tcBorders>
-          </w:tcPr>
-          <w:p>
-            <w:pPr>
-              <w:jc w:val="center"/>
-            </w:pPr>
-            <w:r>
-              <w:rPr>
-                <w:b/>
-                <w:bCs/>
-                <w:sz w:val="22"/>
-                <w:szCs w:val="22"/>
-              </w:rPr>
-              <w:t xml:space="preserve">RÉPUBLIQUE DU CAMEROUN</w:t>
-            </w:r>
-          </w:p>
-        </w:tc>
-        <w:tc>
-          <w:tcPr>
-            <w:tcBorders>
-              <w:top w:val="none" w:color="FFFFFF" w:sz="0"/>
-              <w:left w:val="none" w:color="FFFFFF" w:sz="0"/>
-              <w:bottom w:val="none" w:color="FFFFFF" w:sz="0"/>
-              <w:right w:val="none" w:color="FFFFFF" w:sz="0"/>
-            </w:tcBorders>
-          </w:tcPr>
-          <w:p>
-            <w:pPr>
-              <w:jc w:val="center"/>
-            </w:pPr>
-            <w:r>
-              <w:rPr>
-                <w:b/>
-                <w:bCs/>
-                <w:sz w:val="22"/>
-                <w:szCs w:val="22"/>
-              </w:rPr>
-              <w:t xml:space="preserve">REPUBLIC OF CAMEROON</w:t>
-            </w:r>
-          </w:p>
-        </w:tc>
-      </w:tr>
-      <w:tr>
-        <w:tc>
-          <w:tcPr>
-            <w:tcBorders>
-              <w:top w:val="none" w:color="FFFFFF" w:sz="0"/>
-              <w:left w:val="none" w:color="FFFFFF" w:sz="0"/>
-              <w:bottom w:val="none" w:color="FFFFFF" w:sz="0"/>
-              <w:right w:val="none" w:color="FFFFFF" w:sz="0"/>
-            </w:tcBorders>
-          </w:tcPr>
-          <w:p>
-            <w:pPr>
-              <w:jc w:val="center"/>
-            </w:pPr>
-            <w:r>
-              <w:rPr>
-                <w:b w:val="false"/>
-                <w:bCs w:val="false"/>
-                <w:sz w:val="18"/>
-                <w:szCs w:val="18"/>
-              </w:rPr>
-              <w:t xml:space="preserve">Paix – Travail – Patrie</w:t>
-            </w:r>
-          </w:p>
-        </w:tc>
-        <w:tc>
-          <w:tcPr>
-            <w:tcBorders>
-              <w:top w:val="none" w:color="FFFFFF" w:sz="0"/>
-              <w:left w:val="none" w:color="FFFFFF" w:sz="0"/>
-              <w:bottom w:val="none" w:color="FFFFFF" w:sz="0"/>
-              <w:right w:val="none" w:color="FFFFFF" w:sz="0"/>
-            </w:tcBorders>
-          </w:tcPr>
-          <w:p>
-            <w:pPr>
-              <w:jc w:val="center"/>
-            </w:pPr>
-            <w:r>
-              <w:rPr>
-                <w:b w:val="false"/>
-                <w:bCs w:val="false"/>
-                <w:sz w:val="18"/>
-                <w:szCs w:val="18"/>
-              </w:rPr>
-              <w:t xml:space="preserve">Peace – Work – Fatherland</w:t>
-            </w:r>
-          </w:p>
-        </w:tc>
-      </w:tr>
-      <w:tr>
-        <w:tc>
-          <w:tcPr>
-            <w:tcBorders>
-              <w:top w:val="none" w:color="FFFFFF" w:sz="0"/>
-              <w:left w:val="none" w:color="FFFFFF" w:sz="0"/>
-              <w:bottom w:val="none" w:color="FFFFFF" w:sz="0"/>
-              <w:right w:val="none" w:color="FFFFFF" w:sz="0"/>
-            </w:tcBorders>
-          </w:tcPr>
-          <w:p>
-            <w:pPr>
-              <w:jc w:val="center"/>
-            </w:pPr>
-            <w:r>
-              <w:rPr>
-                <w:b w:val="false"/>
-                <w:bCs w:val="false"/>
-                <w:sz w:val="18"/>
-                <w:szCs w:val="18"/>
-              </w:rPr>
-              <w:t xml:space="preserve">RÉGION DE L'OUEST</w:t>
-            </w:r>
-          </w:p>
-        </w:tc>
-        <w:tc>
-          <w:tcPr>
-            <w:tcBorders>
-              <w:top w:val="none" w:color="FFFFFF" w:sz="0"/>
-              <w:left w:val="none" w:color="FFFFFF" w:sz="0"/>
-              <w:bottom w:val="none" w:color="FFFFFF" w:sz="0"/>
-              <w:right w:val="none" w:color="FFFFFF" w:sz="0"/>
-            </w:tcBorders>
-          </w:tcPr>
-          <w:p>
-            <w:pPr>
-              <w:jc w:val="center"/>
-            </w:pPr>
-            <w:r>
-              <w:rPr>
-                <w:b w:val="false"/>
-                <w:bCs w:val="false"/>
-                <w:sz w:val="18"/>
-                <w:szCs w:val="18"/>
-              </w:rPr>
-              <w:t xml:space="preserve">WEST REGION</w:t>
-            </w:r>
-          </w:p>
-        </w:tc>
-      </w:tr>
-      <w:tr>
-        <w:tc>
-          <w:tcPr>
-            <w:tcBorders>
-              <w:top w:val="none" w:color="FFFFFF" w:sz="0"/>
-              <w:left w:val="none" w:color="FFFFFF" w:sz="0"/>
-              <w:bottom w:val="none" w:color="FFFFFF" w:sz="0"/>
-              <w:right w:val="none" w:color="FFFFFF" w:sz="0"/>
-            </w:tcBorders>
-          </w:tcPr>
-          <w:p>
-            <w:pPr>
-              <w:jc w:val="center"/>
-            </w:pPr>
-            <w:r>
-              <w:rPr>
-                <w:b w:val="false"/>
-                <w:bCs w:val="false"/>
-                <w:sz w:val="18"/>
-                <w:szCs w:val="18"/>
-              </w:rPr>
-              <w:t xml:space="preserve">DÉPARTEMENT DE LA MENOUA</w:t>
-            </w:r>
-          </w:p>
-        </w:tc>
-        <w:tc>
-          <w:tcPr>
-            <w:tcBorders>
-              <w:top w:val="none" w:color="FFFFFF" w:sz="0"/>
-              <w:left w:val="none" w:color="FFFFFF" w:sz="0"/>
-              <w:bottom w:val="none" w:color="FFFFFF" w:sz="0"/>
-              <w:right w:val="none" w:color="FFFFFF" w:sz="0"/>
-            </w:tcBorders>
-          </w:tcPr>
-          <w:p>
-            <w:pPr>
-              <w:jc w:val="center"/>
-            </w:pPr>
-            <w:r>
-              <w:rPr>
-                <w:b w:val="false"/>
-                <w:bCs w:val="false"/>
-                <w:sz w:val="18"/>
-                <w:szCs w:val="18"/>
-              </w:rPr>
-              <w:t xml:space="preserve">MENOUA DIVISION</w:t>
-            </w:r>
-          </w:p>
-        </w:tc>
-      </w:tr>
-      <w:tr>
-        <w:tc>
-          <w:tcPr>
-            <w:tcBorders>
-              <w:top w:val="none" w:color="FFFFFF" w:sz="0"/>
-              <w:left w:val="none" w:color="FFFFFF" w:sz="0"/>
-              <w:bottom w:val="none" w:color="FFFFFF" w:sz="0"/>
-              <w:right w:val="none" w:color="FFFFFF" w:sz="0"/>
-            </w:tcBorders>
-          </w:tcPr>
-          <w:p>
-            <w:pPr>
-              <w:jc w:val="center"/>
-            </w:pPr>
-            <w:r>
-              <w:rPr>
-                <w:b w:val="false"/>
-                <w:bCs w:val="false"/>
-                <w:sz w:val="18"/>
-                <w:szCs w:val="18"/>
-              </w:rPr>
-              <w:t xml:space="preserve">DÉLÉGATION DÉPARTEMENTALE DE L'ÉLEVAGE,</w:t>
-            </w:r>
-          </w:p>
-        </w:tc>
-        <w:tc>
-          <w:tcPr>
-            <w:tcBorders>
-              <w:top w:val="none" w:color="FFFFFF" w:sz="0"/>
-              <w:left w:val="none" w:color="FFFFFF" w:sz="0"/>
-              <w:bottom w:val="none" w:color="FFFFFF" w:sz="0"/>
-              <w:right w:val="none" w:color="FFFFFF" w:sz="0"/>
-            </w:tcBorders>
-          </w:tcPr>
-          <w:p>
-            <w:pPr>
-              <w:jc w:val="center"/>
-            </w:pPr>
-            <w:r>
-              <w:rPr>
-                <w:b w:val="false"/>
-                <w:bCs w:val="false"/>
-                <w:sz w:val="18"/>
-                <w:szCs w:val="18"/>
-              </w:rPr>
-              <w:t xml:space="preserve">DIVISIONAL DELEGATION OF LIVESTOCK,</w:t>
-            </w:r>
-          </w:p>
-        </w:tc>
-      </w:tr>
-      <w:tr>
-        <w:tc>
-          <w:tcPr>
-            <w:tcBorders>
-              <w:top w:val="none" w:color="FFFFFF" w:sz="0"/>
-              <w:left w:val="none" w:color="FFFFFF" w:sz="0"/>
-              <w:bottom w:val="none" w:color="FFFFFF" w:sz="0"/>
-              <w:right w:val="none" w:color="FFFFFF" w:sz="0"/>
-            </w:tcBorders>
-          </w:tcPr>
-          <w:p>
-            <w:pPr>
-              <w:jc w:val="center"/>
-            </w:pPr>
-            <w:r>
-              <w:rPr>
-                <w:b w:val="false"/>
-                <w:bCs w:val="false"/>
-                <w:sz w:val="18"/>
-                <w:szCs w:val="18"/>
-              </w:rPr>
-              <w:t xml:space="preserve">DES PÊCHES ET DES INDUSTRIES ANIMALES</w:t>
-            </w:r>
-          </w:p>
-        </w:tc>
-        <w:tc>
-          <w:tcPr>
-            <w:tcBorders>
-              <w:top w:val="none" w:color="FFFFFF" w:sz="0"/>
-              <w:left w:val="none" w:color="FFFFFF" w:sz="0"/>
-              <w:bottom w:val="none" w:color="FFFFFF" w:sz="0"/>
-              <w:right w:val="none" w:color="FFFFFF" w:sz="0"/>
-            </w:tcBorders>
-          </w:tcPr>
-          <w:p>
-            <w:pPr>
-              <w:jc w:val="center"/>
-            </w:pPr>
-            <w:r>
-              <w:rPr>
-                <w:b w:val="false"/>
-                <w:bCs w:val="false"/>
-                <w:sz w:val="18"/>
-                <w:szCs w:val="18"/>
-              </w:rPr>
-              <w:t xml:space="preserve">FISHERIES AND ANIMAL INDUSTRIES</w:t>
-            </w:r>
-          </w:p>
-        </w:tc>
-      </w:tr>
-    </w:tbl>
+    <w:p>
+      <w:pPr>
+        <w:jc w:val="center"/>
+      </w:pPr>
+      <w:r>
+        <w:drawing>
+          <wp:inline distT="0" distB="0" distL="0" distR="0">
+            <wp:extent cx="5905500" cy="1295400"/>
+            <wp:effectExtent t="0" r="0" b="0" l="0"/>
+            <wp:docPr id="1" name="" descr="" title=""/>
+            <wp:cNvGraphicFramePr>
+              <a:graphicFrameLocks xmlns:a="http://schemas.openxmlformats.org/drawingml/2006/main" noChangeAspect="1"/>
+            </wp:cNvGraphicFramePr>
+            <a:graphic xmlns:a="http://schemas.openxmlformats.org/drawingml/2006/main">
+              <a:graphicData uri="http://schemas.openxmlformats.org/drawingml/2006/picture">
+                <pic:pic xmlns:pic="http://schemas.openxmlformats.org/drawingml/2006/picture">
+                  <pic:nvPicPr>
+                    <pic:cNvPr id="0" name="" descr=""/>
+                    <pic:cNvPicPr>
+                      <a:picLocks noChangeAspect="1" noChangeArrowheads="1"/>
+                    </pic:cNvPicPr>
+                  </pic:nvPicPr>
+                  <pic:blipFill>
+                    <a:blip r:embed="rId8" cstate="none"/>
+                    <a:srcRect/>
+                    <a:stretch>
+                      <a:fillRect/>
+                    </a:stretch>
+                  </pic:blipFill>
+                  <pic:spPr bwMode="auto">
+                    <a:xfrm>
+                      <a:off x="0" y="0"/>
+                      <a:ext cx="5905500" cy="1295400"/>
+                    </a:xfrm>
+                    <a:prstGeom prst="rect">
+                      <a:avLst/>
+                    </a:prstGeom>
+                  </pic:spPr>
+                </pic:pic>
+              </a:graphicData>
+            </a:graphic>
+          </wp:inline>
+        </w:drawing>
+      </w:r>
+    </w:p>
     <w:p/>
     <w:p>
       <w:pPr>
